--- a/masters/resume-basic/resume-basic.docx
+++ b/masters/resume-basic/resume-basic.docx
@@ -4,7 +4,7 @@
   <w:body>
     <w:p>
       <w:pPr>
-        <w:spacing w:after="37" w:before="0" w:line="312" w:lineRule="auto"/>
+        <w:spacing w:after="26" w:before="0" w:line="312" w:lineRule="auto"/>
         <w:jc w:val="center"/>
       </w:pPr>
       <w:r>
@@ -19,7 +19,7 @@
     </w:p>
     <w:p>
       <w:pPr>
-        <w:spacing w:after="92" w:before="0" w:line="312" w:lineRule="auto"/>
+        <w:spacing w:after="66" w:before="0" w:line="312" w:lineRule="auto"/>
         <w:jc w:val="left"/>
         <w:pBdr>
           <w:bottom w:val="single" w:sz="14" w:space="2" w:color="24384F"/>
@@ -52,7 +52,7 @@
       </w:tblGrid>
       <w:tr>
         <w:trPr>
-          <w:trHeight w:val="391" w:hRule="atLeast"/>
+          <w:trHeight w:val="308" w:hRule="atLeast"/>
         </w:trPr>
         <w:tc>
           <w:tcPr>
@@ -229,6 +229,10 @@
               <w:bottom w:val="single" w:sz="6" w:space="0" w:color="C9D2DD"/>
               <w:right w:val="single" w:sz="6" w:space="0" w:color="C9D2DD"/>
             </w:tcBorders>
+            <w:tcMar>
+              <w:left w:w="0" w:type="dxa"/>
+              <w:right w:w="0" w:type="dxa"/>
+            </w:tcMar>
             <w:vAlign w:val="center"/>
           </w:tcPr>
           <w:p>
@@ -250,7 +254,7 @@
       </w:tr>
       <w:tr>
         <w:trPr>
-          <w:trHeight w:val="391" w:hRule="atLeast"/>
+          <w:trHeight w:val="308" w:hRule="atLeast"/>
         </w:trPr>
         <w:tc>
           <w:tcPr>
@@ -434,7 +438,7 @@
       </w:tr>
       <w:tr>
         <w:trPr>
-          <w:trHeight w:val="391" w:hRule="atLeast"/>
+          <w:trHeight w:val="308" w:hRule="atLeast"/>
         </w:trPr>
         <w:tc>
           <w:tcPr>
@@ -509,7 +513,7 @@
       </w:tr>
       <w:tr>
         <w:trPr>
-          <w:trHeight w:val="391" w:hRule="atLeast"/>
+          <w:trHeight w:val="308" w:hRule="atLeast"/>
         </w:trPr>
         <w:tc>
           <w:tcPr>
@@ -584,7 +588,7 @@
       </w:tr>
       <w:tr>
         <w:trPr>
-          <w:trHeight w:val="391" w:hRule="atLeast"/>
+          <w:trHeight w:val="308" w:hRule="atLeast"/>
         </w:trPr>
         <w:tc>
           <w:tcPr>
@@ -769,7 +773,7 @@
     </w:tbl>
     <w:p>
       <w:pPr>
-        <w:spacing w:after="37" w:before="0" w:line="312" w:lineRule="auto"/>
+        <w:spacing w:after="26" w:before="0" w:line="312" w:lineRule="auto"/>
         <w:jc w:val="left"/>
       </w:pPr>
       <w:r>
@@ -782,7 +786,7 @@
     </w:p>
     <w:p>
       <w:pPr>
-        <w:spacing w:after="37" w:before="74" w:line="312" w:lineRule="auto"/>
+        <w:spacing w:after="26" w:before="53" w:line="312" w:lineRule="auto"/>
         <w:jc w:val="left"/>
         <w:pBdr>
           <w:bottom w:val="single" w:sz="6" w:space="2" w:color="C9D2DD"/>
@@ -824,7 +828,7 @@
       </w:tblGrid>
       <w:tr>
         <w:trPr>
-          <w:trHeight w:val="391" w:hRule="atLeast"/>
+          <w:trHeight w:val="280" w:hRule="atLeast"/>
         </w:trPr>
         <w:tc>
           <w:tcPr>
@@ -974,7 +978,7 @@
       </w:tr>
       <w:tr>
         <w:trPr>
-          <w:trHeight w:val="391" w:hRule="atLeast"/>
+          <w:trHeight w:val="280" w:hRule="atLeast"/>
         </w:trPr>
         <w:tc>
           <w:tcPr>
@@ -990,7 +994,7 @@
           <w:p>
             <w:pPr>
               <w:spacing w:after="0" w:line="312" w:lineRule="auto"/>
-              <w:jc w:val="left"/>
+              <w:jc w:val="center"/>
             </w:pPr>
             <w:r/>
             <w:r>
@@ -1016,7 +1020,7 @@
           <w:p>
             <w:pPr>
               <w:spacing w:after="0" w:line="312" w:lineRule="auto"/>
-              <w:jc w:val="left"/>
+              <w:jc w:val="center"/>
             </w:pPr>
             <w:r/>
             <w:r>
@@ -1042,7 +1046,7 @@
           <w:p>
             <w:pPr>
               <w:spacing w:after="0" w:line="312" w:lineRule="auto"/>
-              <w:jc w:val="left"/>
+              <w:jc w:val="center"/>
             </w:pPr>
             <w:r/>
             <w:r>
@@ -1068,7 +1072,7 @@
           <w:p>
             <w:pPr>
               <w:spacing w:after="0" w:line="312" w:lineRule="auto"/>
-              <w:jc w:val="left"/>
+              <w:jc w:val="center"/>
             </w:pPr>
             <w:r/>
             <w:r>
@@ -1094,7 +1098,7 @@
           <w:p>
             <w:pPr>
               <w:spacing w:after="0" w:line="312" w:lineRule="auto"/>
-              <w:jc w:val="left"/>
+              <w:jc w:val="center"/>
             </w:pPr>
             <w:r/>
             <w:r>
@@ -1109,7 +1113,7 @@
       </w:tr>
       <w:tr>
         <w:trPr>
-          <w:trHeight w:val="391" w:hRule="atLeast"/>
+          <w:trHeight w:val="280" w:hRule="atLeast"/>
         </w:trPr>
         <w:tc>
           <w:tcPr>
@@ -1125,7 +1129,7 @@
           <w:p>
             <w:pPr>
               <w:spacing w:after="0" w:line="312" w:lineRule="auto"/>
-              <w:jc w:val="left"/>
+              <w:jc w:val="center"/>
             </w:pPr>
             <w:r/>
             <w:r>
@@ -1151,7 +1155,7 @@
           <w:p>
             <w:pPr>
               <w:spacing w:after="0" w:line="312" w:lineRule="auto"/>
-              <w:jc w:val="left"/>
+              <w:jc w:val="center"/>
             </w:pPr>
             <w:r/>
             <w:r>
@@ -1177,7 +1181,7 @@
           <w:p>
             <w:pPr>
               <w:spacing w:after="0" w:line="312" w:lineRule="auto"/>
-              <w:jc w:val="left"/>
+              <w:jc w:val="center"/>
             </w:pPr>
             <w:r/>
             <w:r>
@@ -1203,7 +1207,7 @@
           <w:p>
             <w:pPr>
               <w:spacing w:after="0" w:line="312" w:lineRule="auto"/>
-              <w:jc w:val="left"/>
+              <w:jc w:val="center"/>
             </w:pPr>
             <w:r/>
             <w:r>
@@ -1229,7 +1233,7 @@
           <w:p>
             <w:pPr>
               <w:spacing w:after="0" w:line="312" w:lineRule="auto"/>
-              <w:jc w:val="left"/>
+              <w:jc w:val="center"/>
             </w:pPr>
             <w:r/>
             <w:r>
@@ -1244,7 +1248,7 @@
       </w:tr>
       <w:tr>
         <w:trPr>
-          <w:trHeight w:val="391" w:hRule="atLeast"/>
+          <w:trHeight w:val="280" w:hRule="atLeast"/>
         </w:trPr>
         <w:tc>
           <w:tcPr>
@@ -1260,7 +1264,7 @@
           <w:p>
             <w:pPr>
               <w:spacing w:after="0" w:line="312" w:lineRule="auto"/>
-              <w:jc w:val="left"/>
+              <w:jc w:val="center"/>
             </w:pPr>
             <w:r/>
             <w:r>
@@ -1286,7 +1290,7 @@
           <w:p>
             <w:pPr>
               <w:spacing w:after="0" w:line="312" w:lineRule="auto"/>
-              <w:jc w:val="left"/>
+              <w:jc w:val="center"/>
             </w:pPr>
             <w:r/>
             <w:r>
@@ -1312,7 +1316,7 @@
           <w:p>
             <w:pPr>
               <w:spacing w:after="0" w:line="312" w:lineRule="auto"/>
-              <w:jc w:val="left"/>
+              <w:jc w:val="center"/>
             </w:pPr>
             <w:r/>
             <w:r>
@@ -1338,7 +1342,7 @@
           <w:p>
             <w:pPr>
               <w:spacing w:after="0" w:line="312" w:lineRule="auto"/>
-              <w:jc w:val="left"/>
+              <w:jc w:val="center"/>
             </w:pPr>
             <w:r/>
             <w:r>
@@ -1364,7 +1368,7 @@
           <w:p>
             <w:pPr>
               <w:spacing w:after="0" w:line="312" w:lineRule="auto"/>
-              <w:jc w:val="left"/>
+              <w:jc w:val="center"/>
             </w:pPr>
             <w:r/>
             <w:r>
@@ -1380,7 +1384,7 @@
     </w:tbl>
     <w:p>
       <w:pPr>
-        <w:spacing w:after="37" w:before="0" w:line="312" w:lineRule="auto"/>
+        <w:spacing w:after="26" w:before="0" w:line="312" w:lineRule="auto"/>
         <w:jc w:val="left"/>
       </w:pPr>
       <w:r>
@@ -1393,7 +1397,7 @@
     </w:p>
     <w:p>
       <w:pPr>
-        <w:spacing w:after="37" w:before="74" w:line="312" w:lineRule="auto"/>
+        <w:spacing w:after="26" w:before="53" w:line="312" w:lineRule="auto"/>
         <w:jc w:val="left"/>
         <w:pBdr>
           <w:bottom w:val="single" w:sz="6" w:space="2" w:color="C9D2DD"/>
@@ -1435,7 +1439,7 @@
       </w:tblGrid>
       <w:tr>
         <w:trPr>
-          <w:trHeight w:val="391" w:hRule="atLeast"/>
+          <w:trHeight w:val="280" w:hRule="atLeast"/>
         </w:trPr>
         <w:tc>
           <w:tcPr>
@@ -1585,7 +1589,7 @@
       </w:tr>
       <w:tr>
         <w:trPr>
-          <w:trHeight w:val="391" w:hRule="atLeast"/>
+          <w:trHeight w:val="280" w:hRule="atLeast"/>
         </w:trPr>
         <w:tc>
           <w:tcPr>
@@ -1601,7 +1605,7 @@
           <w:p>
             <w:pPr>
               <w:spacing w:after="0" w:line="312" w:lineRule="auto"/>
-              <w:jc w:val="left"/>
+              <w:jc w:val="center"/>
             </w:pPr>
             <w:r/>
             <w:r>
@@ -1627,7 +1631,7 @@
           <w:p>
             <w:pPr>
               <w:spacing w:after="0" w:line="312" w:lineRule="auto"/>
-              <w:jc w:val="left"/>
+              <w:jc w:val="center"/>
             </w:pPr>
             <w:r/>
             <w:r>
@@ -1653,7 +1657,7 @@
           <w:p>
             <w:pPr>
               <w:spacing w:after="0" w:line="312" w:lineRule="auto"/>
-              <w:jc w:val="left"/>
+              <w:jc w:val="center"/>
             </w:pPr>
             <w:r/>
             <w:r>
@@ -1679,7 +1683,7 @@
           <w:p>
             <w:pPr>
               <w:spacing w:after="0" w:line="312" w:lineRule="auto"/>
-              <w:jc w:val="left"/>
+              <w:jc w:val="center"/>
             </w:pPr>
             <w:r/>
             <w:r>
@@ -1705,7 +1709,7 @@
           <w:p>
             <w:pPr>
               <w:spacing w:after="0" w:line="312" w:lineRule="auto"/>
-              <w:jc w:val="left"/>
+              <w:jc w:val="center"/>
             </w:pPr>
             <w:r/>
             <w:r>
@@ -1720,7 +1724,7 @@
       </w:tr>
       <w:tr>
         <w:trPr>
-          <w:trHeight w:val="391" w:hRule="atLeast"/>
+          <w:trHeight w:val="280" w:hRule="atLeast"/>
         </w:trPr>
         <w:tc>
           <w:tcPr>
@@ -1736,7 +1740,7 @@
           <w:p>
             <w:pPr>
               <w:spacing w:after="0" w:line="312" w:lineRule="auto"/>
-              <w:jc w:val="left"/>
+              <w:jc w:val="center"/>
             </w:pPr>
             <w:r/>
             <w:r>
@@ -1762,7 +1766,7 @@
           <w:p>
             <w:pPr>
               <w:spacing w:after="0" w:line="312" w:lineRule="auto"/>
-              <w:jc w:val="left"/>
+              <w:jc w:val="center"/>
             </w:pPr>
             <w:r/>
             <w:r>
@@ -1788,7 +1792,7 @@
           <w:p>
             <w:pPr>
               <w:spacing w:after="0" w:line="312" w:lineRule="auto"/>
-              <w:jc w:val="left"/>
+              <w:jc w:val="center"/>
             </w:pPr>
             <w:r/>
             <w:r>
@@ -1814,7 +1818,7 @@
           <w:p>
             <w:pPr>
               <w:spacing w:after="0" w:line="312" w:lineRule="auto"/>
-              <w:jc w:val="left"/>
+              <w:jc w:val="center"/>
             </w:pPr>
             <w:r/>
             <w:r>
@@ -1840,7 +1844,7 @@
           <w:p>
             <w:pPr>
               <w:spacing w:after="0" w:line="312" w:lineRule="auto"/>
-              <w:jc w:val="left"/>
+              <w:jc w:val="center"/>
             </w:pPr>
             <w:r/>
             <w:r>
@@ -1855,7 +1859,7 @@
       </w:tr>
       <w:tr>
         <w:trPr>
-          <w:trHeight w:val="391" w:hRule="atLeast"/>
+          <w:trHeight w:val="280" w:hRule="atLeast"/>
         </w:trPr>
         <w:tc>
           <w:tcPr>
@@ -1871,7 +1875,7 @@
           <w:p>
             <w:pPr>
               <w:spacing w:after="0" w:line="312" w:lineRule="auto"/>
-              <w:jc w:val="left"/>
+              <w:jc w:val="center"/>
             </w:pPr>
             <w:r/>
             <w:r>
@@ -1897,7 +1901,7 @@
           <w:p>
             <w:pPr>
               <w:spacing w:after="0" w:line="312" w:lineRule="auto"/>
-              <w:jc w:val="left"/>
+              <w:jc w:val="center"/>
             </w:pPr>
             <w:r/>
             <w:r>
@@ -1923,7 +1927,7 @@
           <w:p>
             <w:pPr>
               <w:spacing w:after="0" w:line="312" w:lineRule="auto"/>
-              <w:jc w:val="left"/>
+              <w:jc w:val="center"/>
             </w:pPr>
             <w:r/>
             <w:r>
@@ -1949,7 +1953,7 @@
           <w:p>
             <w:pPr>
               <w:spacing w:after="0" w:line="312" w:lineRule="auto"/>
-              <w:jc w:val="left"/>
+              <w:jc w:val="center"/>
             </w:pPr>
             <w:r/>
             <w:r>
@@ -1975,7 +1979,7 @@
           <w:p>
             <w:pPr>
               <w:spacing w:after="0" w:line="312" w:lineRule="auto"/>
-              <w:jc w:val="left"/>
+              <w:jc w:val="center"/>
             </w:pPr>
             <w:r/>
             <w:r>
@@ -1991,7 +1995,7 @@
     </w:tbl>
     <w:p>
       <w:pPr>
-        <w:spacing w:after="37" w:before="0" w:line="312" w:lineRule="auto"/>
+        <w:spacing w:after="26" w:before="0" w:line="312" w:lineRule="auto"/>
         <w:jc w:val="left"/>
       </w:pPr>
       <w:r>
@@ -2004,7 +2008,7 @@
     </w:p>
     <w:p>
       <w:pPr>
-        <w:spacing w:after="37" w:before="74" w:line="312" w:lineRule="auto"/>
+        <w:spacing w:after="26" w:before="53" w:line="312" w:lineRule="auto"/>
         <w:jc w:val="left"/>
         <w:pBdr>
           <w:bottom w:val="single" w:sz="6" w:space="2" w:color="C9D2DD"/>
@@ -2045,7 +2049,7 @@
       </w:tblGrid>
       <w:tr>
         <w:trPr>
-          <w:trHeight w:val="391" w:hRule="atLeast"/>
+          <w:trHeight w:val="280" w:hRule="atLeast"/>
         </w:trPr>
         <w:tc>
           <w:tcPr>
@@ -2166,7 +2170,7 @@
       </w:tr>
       <w:tr>
         <w:trPr>
-          <w:trHeight w:val="391" w:hRule="atLeast"/>
+          <w:trHeight w:val="280" w:hRule="atLeast"/>
         </w:trPr>
         <w:tc>
           <w:tcPr>
@@ -2182,7 +2186,7 @@
           <w:p>
             <w:pPr>
               <w:spacing w:after="0" w:line="312" w:lineRule="auto"/>
-              <w:jc w:val="left"/>
+              <w:jc w:val="center"/>
             </w:pPr>
             <w:r/>
             <w:r>
@@ -2208,7 +2212,7 @@
           <w:p>
             <w:pPr>
               <w:spacing w:after="0" w:line="312" w:lineRule="auto"/>
-              <w:jc w:val="left"/>
+              <w:jc w:val="center"/>
             </w:pPr>
             <w:r/>
             <w:r>
@@ -2234,7 +2238,7 @@
           <w:p>
             <w:pPr>
               <w:spacing w:after="0" w:line="312" w:lineRule="auto"/>
-              <w:jc w:val="left"/>
+              <w:jc w:val="center"/>
             </w:pPr>
             <w:r/>
             <w:r>
@@ -2260,7 +2264,7 @@
           <w:p>
             <w:pPr>
               <w:spacing w:after="0" w:line="312" w:lineRule="auto"/>
-              <w:jc w:val="left"/>
+              <w:jc w:val="center"/>
             </w:pPr>
             <w:r/>
             <w:r>
@@ -2275,7 +2279,7 @@
       </w:tr>
       <w:tr>
         <w:trPr>
-          <w:trHeight w:val="391" w:hRule="atLeast"/>
+          <w:trHeight w:val="280" w:hRule="atLeast"/>
         </w:trPr>
         <w:tc>
           <w:tcPr>
@@ -2291,7 +2295,7 @@
           <w:p>
             <w:pPr>
               <w:spacing w:after="0" w:line="312" w:lineRule="auto"/>
-              <w:jc w:val="left"/>
+              <w:jc w:val="center"/>
             </w:pPr>
             <w:r/>
             <w:r>
@@ -2317,7 +2321,7 @@
           <w:p>
             <w:pPr>
               <w:spacing w:after="0" w:line="312" w:lineRule="auto"/>
-              <w:jc w:val="left"/>
+              <w:jc w:val="center"/>
             </w:pPr>
             <w:r/>
             <w:r>
@@ -2343,7 +2347,7 @@
           <w:p>
             <w:pPr>
               <w:spacing w:after="0" w:line="312" w:lineRule="auto"/>
-              <w:jc w:val="left"/>
+              <w:jc w:val="center"/>
             </w:pPr>
             <w:r/>
             <w:r>
@@ -2369,7 +2373,7 @@
           <w:p>
             <w:pPr>
               <w:spacing w:after="0" w:line="312" w:lineRule="auto"/>
-              <w:jc w:val="left"/>
+              <w:jc w:val="center"/>
             </w:pPr>
             <w:r/>
             <w:r>
@@ -2385,7 +2389,7 @@
     </w:tbl>
     <w:p>
       <w:pPr>
-        <w:spacing w:after="37" w:before="0" w:line="312" w:lineRule="auto"/>
+        <w:spacing w:after="26" w:before="0" w:line="312" w:lineRule="auto"/>
         <w:jc w:val="left"/>
       </w:pPr>
       <w:r>
@@ -2398,7 +2402,7 @@
     </w:p>
     <w:p>
       <w:pPr>
-        <w:spacing w:after="37" w:before="74" w:line="312" w:lineRule="auto"/>
+        <w:spacing w:after="26" w:before="53" w:line="312" w:lineRule="auto"/>
         <w:jc w:val="left"/>
         <w:pBdr>
           <w:bottom w:val="single" w:sz="6" w:space="2" w:color="C9D2DD"/>
@@ -2441,7 +2445,7 @@
       </w:tblGrid>
       <w:tr>
         <w:trPr>
-          <w:trHeight w:val="391" w:hRule="atLeast"/>
+          <w:trHeight w:val="280" w:hRule="atLeast"/>
         </w:trPr>
         <w:tc>
           <w:tcPr>
@@ -2611,7 +2615,7 @@
       </w:tr>
       <w:tr>
         <w:trPr>
-          <w:trHeight w:val="391" w:hRule="atLeast"/>
+          <w:trHeight w:val="280" w:hRule="atLeast"/>
         </w:trPr>
         <w:tc>
           <w:tcPr>
@@ -2782,7 +2786,7 @@
     </w:tbl>
     <w:p>
       <w:pPr>
-        <w:spacing w:after="37" w:before="0" w:line="312" w:lineRule="auto"/>
+        <w:spacing w:after="26" w:before="0" w:line="312" w:lineRule="auto"/>
         <w:jc w:val="left"/>
       </w:pPr>
       <w:r>
@@ -2795,7 +2799,7 @@
     </w:p>
     <w:p>
       <w:pPr>
-        <w:spacing w:after="37" w:before="0" w:line="312" w:lineRule="auto"/>
+        <w:spacing w:after="26" w:before="0" w:line="312" w:lineRule="auto"/>
         <w:jc w:val="center"/>
       </w:pPr>
       <w:r>
@@ -2809,7 +2813,7 @@
     </w:p>
     <w:p>
       <w:pPr>
-        <w:spacing w:after="74" w:before="74" w:line="312" w:lineRule="auto"/>
+        <w:spacing w:after="53" w:before="53" w:line="312" w:lineRule="auto"/>
         <w:jc w:val="center"/>
       </w:pPr>
       <w:r>
@@ -2823,7 +2827,7 @@
     </w:p>
     <w:p>
       <w:pPr>
-        <w:spacing w:after="74" w:before="0" w:line="312" w:lineRule="auto"/>
+        <w:spacing w:after="53" w:before="0" w:line="312" w:lineRule="auto"/>
         <w:jc w:val="right"/>
       </w:pPr>
       <w:r>
@@ -2837,7 +2841,7 @@
     </w:p>
     <w:p>
       <w:pPr>
-        <w:spacing w:after="0" w:before="55" w:line="312" w:lineRule="auto"/>
+        <w:spacing w:after="0" w:before="40" w:line="312" w:lineRule="auto"/>
         <w:jc w:val="left"/>
       </w:pPr>
       <w:r>

--- a/masters/resume-basic/resume-basic.docx
+++ b/masters/resume-basic/resume-basic.docx
@@ -4,7 +4,7 @@
   <w:body>
     <w:p>
       <w:pPr>
-        <w:spacing w:after="26" w:before="0" w:line="312" w:lineRule="auto"/>
+        <w:spacing w:after="37" w:before="0" w:line="312" w:lineRule="auto"/>
         <w:jc w:val="center"/>
       </w:pPr>
       <w:r>
@@ -19,7 +19,7 @@
     </w:p>
     <w:p>
       <w:pPr>
-        <w:spacing w:after="66" w:before="0" w:line="312" w:lineRule="auto"/>
+        <w:spacing w:after="92" w:before="0" w:line="312" w:lineRule="auto"/>
         <w:jc w:val="left"/>
         <w:pBdr>
           <w:bottom w:val="single" w:sz="14" w:space="2" w:color="24384F"/>
@@ -52,7 +52,7 @@
       </w:tblGrid>
       <w:tr>
         <w:trPr>
-          <w:trHeight w:val="308" w:hRule="atLeast"/>
+          <w:trHeight w:val="391" w:hRule="atLeast"/>
         </w:trPr>
         <w:tc>
           <w:tcPr>
@@ -229,10 +229,6 @@
               <w:bottom w:val="single" w:sz="6" w:space="0" w:color="C9D2DD"/>
               <w:right w:val="single" w:sz="6" w:space="0" w:color="C9D2DD"/>
             </w:tcBorders>
-            <w:tcMar>
-              <w:left w:w="0" w:type="dxa"/>
-              <w:right w:w="0" w:type="dxa"/>
-            </w:tcMar>
             <w:vAlign w:val="center"/>
           </w:tcPr>
           <w:p>
@@ -254,7 +250,7 @@
       </w:tr>
       <w:tr>
         <w:trPr>
-          <w:trHeight w:val="308" w:hRule="atLeast"/>
+          <w:trHeight w:val="391" w:hRule="atLeast"/>
         </w:trPr>
         <w:tc>
           <w:tcPr>
@@ -438,7 +434,7 @@
       </w:tr>
       <w:tr>
         <w:trPr>
-          <w:trHeight w:val="308" w:hRule="atLeast"/>
+          <w:trHeight w:val="391" w:hRule="atLeast"/>
         </w:trPr>
         <w:tc>
           <w:tcPr>
@@ -513,7 +509,7 @@
       </w:tr>
       <w:tr>
         <w:trPr>
-          <w:trHeight w:val="308" w:hRule="atLeast"/>
+          <w:trHeight w:val="391" w:hRule="atLeast"/>
         </w:trPr>
         <w:tc>
           <w:tcPr>
@@ -588,7 +584,7 @@
       </w:tr>
       <w:tr>
         <w:trPr>
-          <w:trHeight w:val="308" w:hRule="atLeast"/>
+          <w:trHeight w:val="391" w:hRule="atLeast"/>
         </w:trPr>
         <w:tc>
           <w:tcPr>
@@ -773,7 +769,7 @@
     </w:tbl>
     <w:p>
       <w:pPr>
-        <w:spacing w:after="26" w:before="0" w:line="312" w:lineRule="auto"/>
+        <w:spacing w:after="37" w:before="0" w:line="312" w:lineRule="auto"/>
         <w:jc w:val="left"/>
       </w:pPr>
       <w:r>
@@ -786,7 +782,7 @@
     </w:p>
     <w:p>
       <w:pPr>
-        <w:spacing w:after="26" w:before="53" w:line="312" w:lineRule="auto"/>
+        <w:spacing w:after="37" w:before="74" w:line="312" w:lineRule="auto"/>
         <w:jc w:val="left"/>
         <w:pBdr>
           <w:bottom w:val="single" w:sz="6" w:space="2" w:color="C9D2DD"/>
@@ -828,7 +824,7 @@
       </w:tblGrid>
       <w:tr>
         <w:trPr>
-          <w:trHeight w:val="280" w:hRule="atLeast"/>
+          <w:trHeight w:val="391" w:hRule="atLeast"/>
         </w:trPr>
         <w:tc>
           <w:tcPr>
@@ -978,7 +974,7 @@
       </w:tr>
       <w:tr>
         <w:trPr>
-          <w:trHeight w:val="280" w:hRule="atLeast"/>
+          <w:trHeight w:val="391" w:hRule="atLeast"/>
         </w:trPr>
         <w:tc>
           <w:tcPr>
@@ -994,7 +990,7 @@
           <w:p>
             <w:pPr>
               <w:spacing w:after="0" w:line="312" w:lineRule="auto"/>
-              <w:jc w:val="center"/>
+              <w:jc w:val="left"/>
             </w:pPr>
             <w:r/>
             <w:r>
@@ -1020,7 +1016,7 @@
           <w:p>
             <w:pPr>
               <w:spacing w:after="0" w:line="312" w:lineRule="auto"/>
-              <w:jc w:val="center"/>
+              <w:jc w:val="left"/>
             </w:pPr>
             <w:r/>
             <w:r>
@@ -1046,7 +1042,7 @@
           <w:p>
             <w:pPr>
               <w:spacing w:after="0" w:line="312" w:lineRule="auto"/>
-              <w:jc w:val="center"/>
+              <w:jc w:val="left"/>
             </w:pPr>
             <w:r/>
             <w:r>
@@ -1072,7 +1068,7 @@
           <w:p>
             <w:pPr>
               <w:spacing w:after="0" w:line="312" w:lineRule="auto"/>
-              <w:jc w:val="center"/>
+              <w:jc w:val="left"/>
             </w:pPr>
             <w:r/>
             <w:r>
@@ -1098,7 +1094,7 @@
           <w:p>
             <w:pPr>
               <w:spacing w:after="0" w:line="312" w:lineRule="auto"/>
-              <w:jc w:val="center"/>
+              <w:jc w:val="left"/>
             </w:pPr>
             <w:r/>
             <w:r>
@@ -1113,7 +1109,7 @@
       </w:tr>
       <w:tr>
         <w:trPr>
-          <w:trHeight w:val="280" w:hRule="atLeast"/>
+          <w:trHeight w:val="391" w:hRule="atLeast"/>
         </w:trPr>
         <w:tc>
           <w:tcPr>
@@ -1129,7 +1125,7 @@
           <w:p>
             <w:pPr>
               <w:spacing w:after="0" w:line="312" w:lineRule="auto"/>
-              <w:jc w:val="center"/>
+              <w:jc w:val="left"/>
             </w:pPr>
             <w:r/>
             <w:r>
@@ -1155,7 +1151,7 @@
           <w:p>
             <w:pPr>
               <w:spacing w:after="0" w:line="312" w:lineRule="auto"/>
-              <w:jc w:val="center"/>
+              <w:jc w:val="left"/>
             </w:pPr>
             <w:r/>
             <w:r>
@@ -1181,7 +1177,7 @@
           <w:p>
             <w:pPr>
               <w:spacing w:after="0" w:line="312" w:lineRule="auto"/>
-              <w:jc w:val="center"/>
+              <w:jc w:val="left"/>
             </w:pPr>
             <w:r/>
             <w:r>
@@ -1207,7 +1203,7 @@
           <w:p>
             <w:pPr>
               <w:spacing w:after="0" w:line="312" w:lineRule="auto"/>
-              <w:jc w:val="center"/>
+              <w:jc w:val="left"/>
             </w:pPr>
             <w:r/>
             <w:r>
@@ -1233,7 +1229,7 @@
           <w:p>
             <w:pPr>
               <w:spacing w:after="0" w:line="312" w:lineRule="auto"/>
-              <w:jc w:val="center"/>
+              <w:jc w:val="left"/>
             </w:pPr>
             <w:r/>
             <w:r>
@@ -1248,7 +1244,7 @@
       </w:tr>
       <w:tr>
         <w:trPr>
-          <w:trHeight w:val="280" w:hRule="atLeast"/>
+          <w:trHeight w:val="391" w:hRule="atLeast"/>
         </w:trPr>
         <w:tc>
           <w:tcPr>
@@ -1264,7 +1260,7 @@
           <w:p>
             <w:pPr>
               <w:spacing w:after="0" w:line="312" w:lineRule="auto"/>
-              <w:jc w:val="center"/>
+              <w:jc w:val="left"/>
             </w:pPr>
             <w:r/>
             <w:r>
@@ -1290,7 +1286,7 @@
           <w:p>
             <w:pPr>
               <w:spacing w:after="0" w:line="312" w:lineRule="auto"/>
-              <w:jc w:val="center"/>
+              <w:jc w:val="left"/>
             </w:pPr>
             <w:r/>
             <w:r>
@@ -1316,7 +1312,7 @@
           <w:p>
             <w:pPr>
               <w:spacing w:after="0" w:line="312" w:lineRule="auto"/>
-              <w:jc w:val="center"/>
+              <w:jc w:val="left"/>
             </w:pPr>
             <w:r/>
             <w:r>
@@ -1342,7 +1338,7 @@
           <w:p>
             <w:pPr>
               <w:spacing w:after="0" w:line="312" w:lineRule="auto"/>
-              <w:jc w:val="center"/>
+              <w:jc w:val="left"/>
             </w:pPr>
             <w:r/>
             <w:r>
@@ -1368,7 +1364,7 @@
           <w:p>
             <w:pPr>
               <w:spacing w:after="0" w:line="312" w:lineRule="auto"/>
-              <w:jc w:val="center"/>
+              <w:jc w:val="left"/>
             </w:pPr>
             <w:r/>
             <w:r>
@@ -1384,7 +1380,7 @@
     </w:tbl>
     <w:p>
       <w:pPr>
-        <w:spacing w:after="26" w:before="0" w:line="312" w:lineRule="auto"/>
+        <w:spacing w:after="37" w:before="0" w:line="312" w:lineRule="auto"/>
         <w:jc w:val="left"/>
       </w:pPr>
       <w:r>
@@ -1397,7 +1393,7 @@
     </w:p>
     <w:p>
       <w:pPr>
-        <w:spacing w:after="26" w:before="53" w:line="312" w:lineRule="auto"/>
+        <w:spacing w:after="37" w:before="74" w:line="312" w:lineRule="auto"/>
         <w:jc w:val="left"/>
         <w:pBdr>
           <w:bottom w:val="single" w:sz="6" w:space="2" w:color="C9D2DD"/>
@@ -1439,7 +1435,7 @@
       </w:tblGrid>
       <w:tr>
         <w:trPr>
-          <w:trHeight w:val="280" w:hRule="atLeast"/>
+          <w:trHeight w:val="391" w:hRule="atLeast"/>
         </w:trPr>
         <w:tc>
           <w:tcPr>
@@ -1589,7 +1585,7 @@
       </w:tr>
       <w:tr>
         <w:trPr>
-          <w:trHeight w:val="280" w:hRule="atLeast"/>
+          <w:trHeight w:val="391" w:hRule="atLeast"/>
         </w:trPr>
         <w:tc>
           <w:tcPr>
@@ -1605,7 +1601,7 @@
           <w:p>
             <w:pPr>
               <w:spacing w:after="0" w:line="312" w:lineRule="auto"/>
-              <w:jc w:val="center"/>
+              <w:jc w:val="left"/>
             </w:pPr>
             <w:r/>
             <w:r>
@@ -1631,7 +1627,7 @@
           <w:p>
             <w:pPr>
               <w:spacing w:after="0" w:line="312" w:lineRule="auto"/>
-              <w:jc w:val="center"/>
+              <w:jc w:val="left"/>
             </w:pPr>
             <w:r/>
             <w:r>
@@ -1657,7 +1653,7 @@
           <w:p>
             <w:pPr>
               <w:spacing w:after="0" w:line="312" w:lineRule="auto"/>
-              <w:jc w:val="center"/>
+              <w:jc w:val="left"/>
             </w:pPr>
             <w:r/>
             <w:r>
@@ -1683,7 +1679,7 @@
           <w:p>
             <w:pPr>
               <w:spacing w:after="0" w:line="312" w:lineRule="auto"/>
-              <w:jc w:val="center"/>
+              <w:jc w:val="left"/>
             </w:pPr>
             <w:r/>
             <w:r>
@@ -1709,7 +1705,7 @@
           <w:p>
             <w:pPr>
               <w:spacing w:after="0" w:line="312" w:lineRule="auto"/>
-              <w:jc w:val="center"/>
+              <w:jc w:val="left"/>
             </w:pPr>
             <w:r/>
             <w:r>
@@ -1724,7 +1720,7 @@
       </w:tr>
       <w:tr>
         <w:trPr>
-          <w:trHeight w:val="280" w:hRule="atLeast"/>
+          <w:trHeight w:val="391" w:hRule="atLeast"/>
         </w:trPr>
         <w:tc>
           <w:tcPr>
@@ -1740,7 +1736,7 @@
           <w:p>
             <w:pPr>
               <w:spacing w:after="0" w:line="312" w:lineRule="auto"/>
-              <w:jc w:val="center"/>
+              <w:jc w:val="left"/>
             </w:pPr>
             <w:r/>
             <w:r>
@@ -1766,7 +1762,7 @@
           <w:p>
             <w:pPr>
               <w:spacing w:after="0" w:line="312" w:lineRule="auto"/>
-              <w:jc w:val="center"/>
+              <w:jc w:val="left"/>
             </w:pPr>
             <w:r/>
             <w:r>
@@ -1792,7 +1788,7 @@
           <w:p>
             <w:pPr>
               <w:spacing w:after="0" w:line="312" w:lineRule="auto"/>
-              <w:jc w:val="center"/>
+              <w:jc w:val="left"/>
             </w:pPr>
             <w:r/>
             <w:r>
@@ -1818,7 +1814,7 @@
           <w:p>
             <w:pPr>
               <w:spacing w:after="0" w:line="312" w:lineRule="auto"/>
-              <w:jc w:val="center"/>
+              <w:jc w:val="left"/>
             </w:pPr>
             <w:r/>
             <w:r>
@@ -1844,7 +1840,7 @@
           <w:p>
             <w:pPr>
               <w:spacing w:after="0" w:line="312" w:lineRule="auto"/>
-              <w:jc w:val="center"/>
+              <w:jc w:val="left"/>
             </w:pPr>
             <w:r/>
             <w:r>
@@ -1859,7 +1855,7 @@
       </w:tr>
       <w:tr>
         <w:trPr>
-          <w:trHeight w:val="280" w:hRule="atLeast"/>
+          <w:trHeight w:val="391" w:hRule="atLeast"/>
         </w:trPr>
         <w:tc>
           <w:tcPr>
@@ -1875,7 +1871,7 @@
           <w:p>
             <w:pPr>
               <w:spacing w:after="0" w:line="312" w:lineRule="auto"/>
-              <w:jc w:val="center"/>
+              <w:jc w:val="left"/>
             </w:pPr>
             <w:r/>
             <w:r>
@@ -1901,7 +1897,7 @@
           <w:p>
             <w:pPr>
               <w:spacing w:after="0" w:line="312" w:lineRule="auto"/>
-              <w:jc w:val="center"/>
+              <w:jc w:val="left"/>
             </w:pPr>
             <w:r/>
             <w:r>
@@ -1927,7 +1923,7 @@
           <w:p>
             <w:pPr>
               <w:spacing w:after="0" w:line="312" w:lineRule="auto"/>
-              <w:jc w:val="center"/>
+              <w:jc w:val="left"/>
             </w:pPr>
             <w:r/>
             <w:r>
@@ -1953,7 +1949,7 @@
           <w:p>
             <w:pPr>
               <w:spacing w:after="0" w:line="312" w:lineRule="auto"/>
-              <w:jc w:val="center"/>
+              <w:jc w:val="left"/>
             </w:pPr>
             <w:r/>
             <w:r>
@@ -1979,7 +1975,7 @@
           <w:p>
             <w:pPr>
               <w:spacing w:after="0" w:line="312" w:lineRule="auto"/>
-              <w:jc w:val="center"/>
+              <w:jc w:val="left"/>
             </w:pPr>
             <w:r/>
             <w:r>
@@ -1995,7 +1991,7 @@
     </w:tbl>
     <w:p>
       <w:pPr>
-        <w:spacing w:after="26" w:before="0" w:line="312" w:lineRule="auto"/>
+        <w:spacing w:after="37" w:before="0" w:line="312" w:lineRule="auto"/>
         <w:jc w:val="left"/>
       </w:pPr>
       <w:r>
@@ -2008,7 +2004,7 @@
     </w:p>
     <w:p>
       <w:pPr>
-        <w:spacing w:after="26" w:before="53" w:line="312" w:lineRule="auto"/>
+        <w:spacing w:after="37" w:before="74" w:line="312" w:lineRule="auto"/>
         <w:jc w:val="left"/>
         <w:pBdr>
           <w:bottom w:val="single" w:sz="6" w:space="2" w:color="C9D2DD"/>
@@ -2049,7 +2045,7 @@
       </w:tblGrid>
       <w:tr>
         <w:trPr>
-          <w:trHeight w:val="280" w:hRule="atLeast"/>
+          <w:trHeight w:val="391" w:hRule="atLeast"/>
         </w:trPr>
         <w:tc>
           <w:tcPr>
@@ -2170,7 +2166,7 @@
       </w:tr>
       <w:tr>
         <w:trPr>
-          <w:trHeight w:val="280" w:hRule="atLeast"/>
+          <w:trHeight w:val="391" w:hRule="atLeast"/>
         </w:trPr>
         <w:tc>
           <w:tcPr>
@@ -2186,7 +2182,7 @@
           <w:p>
             <w:pPr>
               <w:spacing w:after="0" w:line="312" w:lineRule="auto"/>
-              <w:jc w:val="center"/>
+              <w:jc w:val="left"/>
             </w:pPr>
             <w:r/>
             <w:r>
@@ -2212,7 +2208,7 @@
           <w:p>
             <w:pPr>
               <w:spacing w:after="0" w:line="312" w:lineRule="auto"/>
-              <w:jc w:val="center"/>
+              <w:jc w:val="left"/>
             </w:pPr>
             <w:r/>
             <w:r>
@@ -2238,7 +2234,7 @@
           <w:p>
             <w:pPr>
               <w:spacing w:after="0" w:line="312" w:lineRule="auto"/>
-              <w:jc w:val="center"/>
+              <w:jc w:val="left"/>
             </w:pPr>
             <w:r/>
             <w:r>
@@ -2264,7 +2260,7 @@
           <w:p>
             <w:pPr>
               <w:spacing w:after="0" w:line="312" w:lineRule="auto"/>
-              <w:jc w:val="center"/>
+              <w:jc w:val="left"/>
             </w:pPr>
             <w:r/>
             <w:r>
@@ -2279,7 +2275,7 @@
       </w:tr>
       <w:tr>
         <w:trPr>
-          <w:trHeight w:val="280" w:hRule="atLeast"/>
+          <w:trHeight w:val="391" w:hRule="atLeast"/>
         </w:trPr>
         <w:tc>
           <w:tcPr>
@@ -2295,7 +2291,7 @@
           <w:p>
             <w:pPr>
               <w:spacing w:after="0" w:line="312" w:lineRule="auto"/>
-              <w:jc w:val="center"/>
+              <w:jc w:val="left"/>
             </w:pPr>
             <w:r/>
             <w:r>
@@ -2321,7 +2317,7 @@
           <w:p>
             <w:pPr>
               <w:spacing w:after="0" w:line="312" w:lineRule="auto"/>
-              <w:jc w:val="center"/>
+              <w:jc w:val="left"/>
             </w:pPr>
             <w:r/>
             <w:r>
@@ -2347,7 +2343,7 @@
           <w:p>
             <w:pPr>
               <w:spacing w:after="0" w:line="312" w:lineRule="auto"/>
-              <w:jc w:val="center"/>
+              <w:jc w:val="left"/>
             </w:pPr>
             <w:r/>
             <w:r>
@@ -2373,7 +2369,7 @@
           <w:p>
             <w:pPr>
               <w:spacing w:after="0" w:line="312" w:lineRule="auto"/>
-              <w:jc w:val="center"/>
+              <w:jc w:val="left"/>
             </w:pPr>
             <w:r/>
             <w:r>
@@ -2389,7 +2385,7 @@
     </w:tbl>
     <w:p>
       <w:pPr>
-        <w:spacing w:after="26" w:before="0" w:line="312" w:lineRule="auto"/>
+        <w:spacing w:after="37" w:before="0" w:line="312" w:lineRule="auto"/>
         <w:jc w:val="left"/>
       </w:pPr>
       <w:r>
@@ -2402,7 +2398,7 @@
     </w:p>
     <w:p>
       <w:pPr>
-        <w:spacing w:after="26" w:before="53" w:line="312" w:lineRule="auto"/>
+        <w:spacing w:after="37" w:before="74" w:line="312" w:lineRule="auto"/>
         <w:jc w:val="left"/>
         <w:pBdr>
           <w:bottom w:val="single" w:sz="6" w:space="2" w:color="C9D2DD"/>
@@ -2445,7 +2441,7 @@
       </w:tblGrid>
       <w:tr>
         <w:trPr>
-          <w:trHeight w:val="280" w:hRule="atLeast"/>
+          <w:trHeight w:val="391" w:hRule="atLeast"/>
         </w:trPr>
         <w:tc>
           <w:tcPr>
@@ -2615,7 +2611,7 @@
       </w:tr>
       <w:tr>
         <w:trPr>
-          <w:trHeight w:val="280" w:hRule="atLeast"/>
+          <w:trHeight w:val="391" w:hRule="atLeast"/>
         </w:trPr>
         <w:tc>
           <w:tcPr>
@@ -2786,7 +2782,7 @@
     </w:tbl>
     <w:p>
       <w:pPr>
-        <w:spacing w:after="26" w:before="0" w:line="312" w:lineRule="auto"/>
+        <w:spacing w:after="37" w:before="0" w:line="312" w:lineRule="auto"/>
         <w:jc w:val="left"/>
       </w:pPr>
       <w:r>
@@ -2799,7 +2795,7 @@
     </w:p>
     <w:p>
       <w:pPr>
-        <w:spacing w:after="26" w:before="0" w:line="312" w:lineRule="auto"/>
+        <w:spacing w:after="37" w:before="0" w:line="312" w:lineRule="auto"/>
         <w:jc w:val="center"/>
       </w:pPr>
       <w:r>
@@ -2813,7 +2809,7 @@
     </w:p>
     <w:p>
       <w:pPr>
-        <w:spacing w:after="53" w:before="53" w:line="312" w:lineRule="auto"/>
+        <w:spacing w:after="74" w:before="74" w:line="312" w:lineRule="auto"/>
         <w:jc w:val="center"/>
       </w:pPr>
       <w:r>
@@ -2827,7 +2823,7 @@
     </w:p>
     <w:p>
       <w:pPr>
-        <w:spacing w:after="53" w:before="0" w:line="312" w:lineRule="auto"/>
+        <w:spacing w:after="74" w:before="0" w:line="312" w:lineRule="auto"/>
         <w:jc w:val="right"/>
       </w:pPr>
       <w:r>
@@ -2841,7 +2837,7 @@
     </w:p>
     <w:p>
       <w:pPr>
-        <w:spacing w:after="0" w:before="40" w:line="312" w:lineRule="auto"/>
+        <w:spacing w:after="0" w:before="55" w:line="312" w:lineRule="auto"/>
         <w:jc w:val="left"/>
       </w:pPr>
       <w:r>

--- a/masters/resume-basic/resume-basic.docx
+++ b/masters/resume-basic/resume-basic.docx
@@ -4,7 +4,7 @@
   <w:body>
     <w:p>
       <w:pPr>
-        <w:spacing w:after="37" w:before="0" w:line="312" w:lineRule="auto"/>
+        <w:spacing w:after="40" w:before="0" w:line="312" w:lineRule="auto"/>
         <w:jc w:val="center"/>
       </w:pPr>
       <w:r>
@@ -19,7 +19,7 @@
     </w:p>
     <w:p>
       <w:pPr>
-        <w:spacing w:after="92" w:before="0" w:line="312" w:lineRule="auto"/>
+        <w:spacing w:after="100" w:before="0" w:line="312" w:lineRule="auto"/>
         <w:jc w:val="left"/>
         <w:pBdr>
           <w:bottom w:val="single" w:sz="14" w:space="2" w:color="24384F"/>
@@ -52,7 +52,7 @@
       </w:tblGrid>
       <w:tr>
         <w:trPr>
-          <w:trHeight w:val="391" w:hRule="atLeast"/>
+          <w:trHeight w:val="425" w:hRule="atLeast"/>
         </w:trPr>
         <w:tc>
           <w:tcPr>
@@ -229,6 +229,10 @@
               <w:bottom w:val="single" w:sz="6" w:space="0" w:color="C9D2DD"/>
               <w:right w:val="single" w:sz="6" w:space="0" w:color="C9D2DD"/>
             </w:tcBorders>
+            <w:tcMar>
+              <w:left w:w="0" w:type="dxa"/>
+              <w:right w:w="0" w:type="dxa"/>
+            </w:tcMar>
             <w:vAlign w:val="center"/>
           </w:tcPr>
           <w:p>
@@ -250,7 +254,7 @@
       </w:tr>
       <w:tr>
         <w:trPr>
-          <w:trHeight w:val="391" w:hRule="atLeast"/>
+          <w:trHeight w:val="425" w:hRule="atLeast"/>
         </w:trPr>
         <w:tc>
           <w:tcPr>
@@ -434,7 +438,7 @@
       </w:tr>
       <w:tr>
         <w:trPr>
-          <w:trHeight w:val="391" w:hRule="atLeast"/>
+          <w:trHeight w:val="425" w:hRule="atLeast"/>
         </w:trPr>
         <w:tc>
           <w:tcPr>
@@ -509,7 +513,7 @@
       </w:tr>
       <w:tr>
         <w:trPr>
-          <w:trHeight w:val="391" w:hRule="atLeast"/>
+          <w:trHeight w:val="425" w:hRule="atLeast"/>
         </w:trPr>
         <w:tc>
           <w:tcPr>
@@ -584,7 +588,7 @@
       </w:tr>
       <w:tr>
         <w:trPr>
-          <w:trHeight w:val="391" w:hRule="atLeast"/>
+          <w:trHeight w:val="425" w:hRule="atLeast"/>
         </w:trPr>
         <w:tc>
           <w:tcPr>
@@ -769,7 +773,7 @@
     </w:tbl>
     <w:p>
       <w:pPr>
-        <w:spacing w:after="37" w:before="0" w:line="312" w:lineRule="auto"/>
+        <w:spacing w:after="40" w:before="0" w:line="312" w:lineRule="auto"/>
         <w:jc w:val="left"/>
       </w:pPr>
       <w:r>
@@ -782,7 +786,7 @@
     </w:p>
     <w:p>
       <w:pPr>
-        <w:spacing w:after="37" w:before="74" w:line="312" w:lineRule="auto"/>
+        <w:spacing w:after="40" w:before="80" w:line="312" w:lineRule="auto"/>
         <w:jc w:val="left"/>
         <w:pBdr>
           <w:bottom w:val="single" w:sz="6" w:space="2" w:color="C9D2DD"/>
@@ -824,7 +828,7 @@
       </w:tblGrid>
       <w:tr>
         <w:trPr>
-          <w:trHeight w:val="391" w:hRule="atLeast"/>
+          <w:trHeight w:val="425" w:hRule="atLeast"/>
         </w:trPr>
         <w:tc>
           <w:tcPr>
@@ -974,7 +978,7 @@
       </w:tr>
       <w:tr>
         <w:trPr>
-          <w:trHeight w:val="391" w:hRule="atLeast"/>
+          <w:trHeight w:val="425" w:hRule="atLeast"/>
         </w:trPr>
         <w:tc>
           <w:tcPr>
@@ -990,7 +994,7 @@
           <w:p>
             <w:pPr>
               <w:spacing w:after="0" w:line="312" w:lineRule="auto"/>
-              <w:jc w:val="left"/>
+              <w:jc w:val="center"/>
             </w:pPr>
             <w:r/>
             <w:r>
@@ -1016,7 +1020,7 @@
           <w:p>
             <w:pPr>
               <w:spacing w:after="0" w:line="312" w:lineRule="auto"/>
-              <w:jc w:val="left"/>
+              <w:jc w:val="center"/>
             </w:pPr>
             <w:r/>
             <w:r>
@@ -1042,7 +1046,7 @@
           <w:p>
             <w:pPr>
               <w:spacing w:after="0" w:line="312" w:lineRule="auto"/>
-              <w:jc w:val="left"/>
+              <w:jc w:val="center"/>
             </w:pPr>
             <w:r/>
             <w:r>
@@ -1068,7 +1072,7 @@
           <w:p>
             <w:pPr>
               <w:spacing w:after="0" w:line="312" w:lineRule="auto"/>
-              <w:jc w:val="left"/>
+              <w:jc w:val="center"/>
             </w:pPr>
             <w:r/>
             <w:r>
@@ -1094,7 +1098,7 @@
           <w:p>
             <w:pPr>
               <w:spacing w:after="0" w:line="312" w:lineRule="auto"/>
-              <w:jc w:val="left"/>
+              <w:jc w:val="center"/>
             </w:pPr>
             <w:r/>
             <w:r>
@@ -1109,7 +1113,7 @@
       </w:tr>
       <w:tr>
         <w:trPr>
-          <w:trHeight w:val="391" w:hRule="atLeast"/>
+          <w:trHeight w:val="425" w:hRule="atLeast"/>
         </w:trPr>
         <w:tc>
           <w:tcPr>
@@ -1125,7 +1129,7 @@
           <w:p>
             <w:pPr>
               <w:spacing w:after="0" w:line="312" w:lineRule="auto"/>
-              <w:jc w:val="left"/>
+              <w:jc w:val="center"/>
             </w:pPr>
             <w:r/>
             <w:r>
@@ -1151,7 +1155,7 @@
           <w:p>
             <w:pPr>
               <w:spacing w:after="0" w:line="312" w:lineRule="auto"/>
-              <w:jc w:val="left"/>
+              <w:jc w:val="center"/>
             </w:pPr>
             <w:r/>
             <w:r>
@@ -1177,7 +1181,7 @@
           <w:p>
             <w:pPr>
               <w:spacing w:after="0" w:line="312" w:lineRule="auto"/>
-              <w:jc w:val="left"/>
+              <w:jc w:val="center"/>
             </w:pPr>
             <w:r/>
             <w:r>
@@ -1203,7 +1207,7 @@
           <w:p>
             <w:pPr>
               <w:spacing w:after="0" w:line="312" w:lineRule="auto"/>
-              <w:jc w:val="left"/>
+              <w:jc w:val="center"/>
             </w:pPr>
             <w:r/>
             <w:r>
@@ -1229,7 +1233,7 @@
           <w:p>
             <w:pPr>
               <w:spacing w:after="0" w:line="312" w:lineRule="auto"/>
-              <w:jc w:val="left"/>
+              <w:jc w:val="center"/>
             </w:pPr>
             <w:r/>
             <w:r>
@@ -1244,7 +1248,7 @@
       </w:tr>
       <w:tr>
         <w:trPr>
-          <w:trHeight w:val="391" w:hRule="atLeast"/>
+          <w:trHeight w:val="425" w:hRule="atLeast"/>
         </w:trPr>
         <w:tc>
           <w:tcPr>
@@ -1260,7 +1264,7 @@
           <w:p>
             <w:pPr>
               <w:spacing w:after="0" w:line="312" w:lineRule="auto"/>
-              <w:jc w:val="left"/>
+              <w:jc w:val="center"/>
             </w:pPr>
             <w:r/>
             <w:r>
@@ -1286,7 +1290,7 @@
           <w:p>
             <w:pPr>
               <w:spacing w:after="0" w:line="312" w:lineRule="auto"/>
-              <w:jc w:val="left"/>
+              <w:jc w:val="center"/>
             </w:pPr>
             <w:r/>
             <w:r>
@@ -1312,7 +1316,7 @@
           <w:p>
             <w:pPr>
               <w:spacing w:after="0" w:line="312" w:lineRule="auto"/>
-              <w:jc w:val="left"/>
+              <w:jc w:val="center"/>
             </w:pPr>
             <w:r/>
             <w:r>
@@ -1338,7 +1342,7 @@
           <w:p>
             <w:pPr>
               <w:spacing w:after="0" w:line="312" w:lineRule="auto"/>
-              <w:jc w:val="left"/>
+              <w:jc w:val="center"/>
             </w:pPr>
             <w:r/>
             <w:r>
@@ -1364,7 +1368,7 @@
           <w:p>
             <w:pPr>
               <w:spacing w:after="0" w:line="312" w:lineRule="auto"/>
-              <w:jc w:val="left"/>
+              <w:jc w:val="center"/>
             </w:pPr>
             <w:r/>
             <w:r>
@@ -1380,7 +1384,7 @@
     </w:tbl>
     <w:p>
       <w:pPr>
-        <w:spacing w:after="37" w:before="0" w:line="312" w:lineRule="auto"/>
+        <w:spacing w:after="40" w:before="0" w:line="312" w:lineRule="auto"/>
         <w:jc w:val="left"/>
       </w:pPr>
       <w:r>
@@ -1393,7 +1397,7 @@
     </w:p>
     <w:p>
       <w:pPr>
-        <w:spacing w:after="37" w:before="74" w:line="312" w:lineRule="auto"/>
+        <w:spacing w:after="40" w:before="80" w:line="312" w:lineRule="auto"/>
         <w:jc w:val="left"/>
         <w:pBdr>
           <w:bottom w:val="single" w:sz="6" w:space="2" w:color="C9D2DD"/>
@@ -1435,7 +1439,7 @@
       </w:tblGrid>
       <w:tr>
         <w:trPr>
-          <w:trHeight w:val="391" w:hRule="atLeast"/>
+          <w:trHeight w:val="425" w:hRule="atLeast"/>
         </w:trPr>
         <w:tc>
           <w:tcPr>
@@ -1585,7 +1589,7 @@
       </w:tr>
       <w:tr>
         <w:trPr>
-          <w:trHeight w:val="391" w:hRule="atLeast"/>
+          <w:trHeight w:val="425" w:hRule="atLeast"/>
         </w:trPr>
         <w:tc>
           <w:tcPr>
@@ -1601,7 +1605,7 @@
           <w:p>
             <w:pPr>
               <w:spacing w:after="0" w:line="312" w:lineRule="auto"/>
-              <w:jc w:val="left"/>
+              <w:jc w:val="center"/>
             </w:pPr>
             <w:r/>
             <w:r>
@@ -1627,7 +1631,7 @@
           <w:p>
             <w:pPr>
               <w:spacing w:after="0" w:line="312" w:lineRule="auto"/>
-              <w:jc w:val="left"/>
+              <w:jc w:val="center"/>
             </w:pPr>
             <w:r/>
             <w:r>
@@ -1653,7 +1657,7 @@
           <w:p>
             <w:pPr>
               <w:spacing w:after="0" w:line="312" w:lineRule="auto"/>
-              <w:jc w:val="left"/>
+              <w:jc w:val="center"/>
             </w:pPr>
             <w:r/>
             <w:r>
@@ -1679,7 +1683,7 @@
           <w:p>
             <w:pPr>
               <w:spacing w:after="0" w:line="312" w:lineRule="auto"/>
-              <w:jc w:val="left"/>
+              <w:jc w:val="center"/>
             </w:pPr>
             <w:r/>
             <w:r>
@@ -1705,7 +1709,7 @@
           <w:p>
             <w:pPr>
               <w:spacing w:after="0" w:line="312" w:lineRule="auto"/>
-              <w:jc w:val="left"/>
+              <w:jc w:val="center"/>
             </w:pPr>
             <w:r/>
             <w:r>
@@ -1720,7 +1724,7 @@
       </w:tr>
       <w:tr>
         <w:trPr>
-          <w:trHeight w:val="391" w:hRule="atLeast"/>
+          <w:trHeight w:val="425" w:hRule="atLeast"/>
         </w:trPr>
         <w:tc>
           <w:tcPr>
@@ -1736,7 +1740,7 @@
           <w:p>
             <w:pPr>
               <w:spacing w:after="0" w:line="312" w:lineRule="auto"/>
-              <w:jc w:val="left"/>
+              <w:jc w:val="center"/>
             </w:pPr>
             <w:r/>
             <w:r>
@@ -1762,7 +1766,7 @@
           <w:p>
             <w:pPr>
               <w:spacing w:after="0" w:line="312" w:lineRule="auto"/>
-              <w:jc w:val="left"/>
+              <w:jc w:val="center"/>
             </w:pPr>
             <w:r/>
             <w:r>
@@ -1788,7 +1792,7 @@
           <w:p>
             <w:pPr>
               <w:spacing w:after="0" w:line="312" w:lineRule="auto"/>
-              <w:jc w:val="left"/>
+              <w:jc w:val="center"/>
             </w:pPr>
             <w:r/>
             <w:r>
@@ -1814,7 +1818,7 @@
           <w:p>
             <w:pPr>
               <w:spacing w:after="0" w:line="312" w:lineRule="auto"/>
-              <w:jc w:val="left"/>
+              <w:jc w:val="center"/>
             </w:pPr>
             <w:r/>
             <w:r>
@@ -1840,7 +1844,7 @@
           <w:p>
             <w:pPr>
               <w:spacing w:after="0" w:line="312" w:lineRule="auto"/>
-              <w:jc w:val="left"/>
+              <w:jc w:val="center"/>
             </w:pPr>
             <w:r/>
             <w:r>
@@ -1855,7 +1859,7 @@
       </w:tr>
       <w:tr>
         <w:trPr>
-          <w:trHeight w:val="391" w:hRule="atLeast"/>
+          <w:trHeight w:val="425" w:hRule="atLeast"/>
         </w:trPr>
         <w:tc>
           <w:tcPr>
@@ -1871,7 +1875,7 @@
           <w:p>
             <w:pPr>
               <w:spacing w:after="0" w:line="312" w:lineRule="auto"/>
-              <w:jc w:val="left"/>
+              <w:jc w:val="center"/>
             </w:pPr>
             <w:r/>
             <w:r>
@@ -1897,7 +1901,7 @@
           <w:p>
             <w:pPr>
               <w:spacing w:after="0" w:line="312" w:lineRule="auto"/>
-              <w:jc w:val="left"/>
+              <w:jc w:val="center"/>
             </w:pPr>
             <w:r/>
             <w:r>
@@ -1923,7 +1927,7 @@
           <w:p>
             <w:pPr>
               <w:spacing w:after="0" w:line="312" w:lineRule="auto"/>
-              <w:jc w:val="left"/>
+              <w:jc w:val="center"/>
             </w:pPr>
             <w:r/>
             <w:r>
@@ -1949,7 +1953,7 @@
           <w:p>
             <w:pPr>
               <w:spacing w:after="0" w:line="312" w:lineRule="auto"/>
-              <w:jc w:val="left"/>
+              <w:jc w:val="center"/>
             </w:pPr>
             <w:r/>
             <w:r>
@@ -1975,7 +1979,7 @@
           <w:p>
             <w:pPr>
               <w:spacing w:after="0" w:line="312" w:lineRule="auto"/>
-              <w:jc w:val="left"/>
+              <w:jc w:val="center"/>
             </w:pPr>
             <w:r/>
             <w:r>
@@ -1991,7 +1995,7 @@
     </w:tbl>
     <w:p>
       <w:pPr>
-        <w:spacing w:after="37" w:before="0" w:line="312" w:lineRule="auto"/>
+        <w:spacing w:after="40" w:before="0" w:line="312" w:lineRule="auto"/>
         <w:jc w:val="left"/>
       </w:pPr>
       <w:r>
@@ -2004,7 +2008,7 @@
     </w:p>
     <w:p>
       <w:pPr>
-        <w:spacing w:after="37" w:before="74" w:line="312" w:lineRule="auto"/>
+        <w:spacing w:after="40" w:before="80" w:line="312" w:lineRule="auto"/>
         <w:jc w:val="left"/>
         <w:pBdr>
           <w:bottom w:val="single" w:sz="6" w:space="2" w:color="C9D2DD"/>
@@ -2045,7 +2049,7 @@
       </w:tblGrid>
       <w:tr>
         <w:trPr>
-          <w:trHeight w:val="391" w:hRule="atLeast"/>
+          <w:trHeight w:val="425" w:hRule="atLeast"/>
         </w:trPr>
         <w:tc>
           <w:tcPr>
@@ -2166,7 +2170,7 @@
       </w:tr>
       <w:tr>
         <w:trPr>
-          <w:trHeight w:val="391" w:hRule="atLeast"/>
+          <w:trHeight w:val="425" w:hRule="atLeast"/>
         </w:trPr>
         <w:tc>
           <w:tcPr>
@@ -2182,7 +2186,7 @@
           <w:p>
             <w:pPr>
               <w:spacing w:after="0" w:line="312" w:lineRule="auto"/>
-              <w:jc w:val="left"/>
+              <w:jc w:val="center"/>
             </w:pPr>
             <w:r/>
             <w:r>
@@ -2208,7 +2212,7 @@
           <w:p>
             <w:pPr>
               <w:spacing w:after="0" w:line="312" w:lineRule="auto"/>
-              <w:jc w:val="left"/>
+              <w:jc w:val="center"/>
             </w:pPr>
             <w:r/>
             <w:r>
@@ -2234,7 +2238,7 @@
           <w:p>
             <w:pPr>
               <w:spacing w:after="0" w:line="312" w:lineRule="auto"/>
-              <w:jc w:val="left"/>
+              <w:jc w:val="center"/>
             </w:pPr>
             <w:r/>
             <w:r>
@@ -2260,7 +2264,7 @@
           <w:p>
             <w:pPr>
               <w:spacing w:after="0" w:line="312" w:lineRule="auto"/>
-              <w:jc w:val="left"/>
+              <w:jc w:val="center"/>
             </w:pPr>
             <w:r/>
             <w:r>
@@ -2275,7 +2279,7 @@
       </w:tr>
       <w:tr>
         <w:trPr>
-          <w:trHeight w:val="391" w:hRule="atLeast"/>
+          <w:trHeight w:val="425" w:hRule="atLeast"/>
         </w:trPr>
         <w:tc>
           <w:tcPr>
@@ -2291,7 +2295,7 @@
           <w:p>
             <w:pPr>
               <w:spacing w:after="0" w:line="312" w:lineRule="auto"/>
-              <w:jc w:val="left"/>
+              <w:jc w:val="center"/>
             </w:pPr>
             <w:r/>
             <w:r>
@@ -2317,7 +2321,7 @@
           <w:p>
             <w:pPr>
               <w:spacing w:after="0" w:line="312" w:lineRule="auto"/>
-              <w:jc w:val="left"/>
+              <w:jc w:val="center"/>
             </w:pPr>
             <w:r/>
             <w:r>
@@ -2343,7 +2347,7 @@
           <w:p>
             <w:pPr>
               <w:spacing w:after="0" w:line="312" w:lineRule="auto"/>
-              <w:jc w:val="left"/>
+              <w:jc w:val="center"/>
             </w:pPr>
             <w:r/>
             <w:r>
@@ -2369,7 +2373,7 @@
           <w:p>
             <w:pPr>
               <w:spacing w:after="0" w:line="312" w:lineRule="auto"/>
-              <w:jc w:val="left"/>
+              <w:jc w:val="center"/>
             </w:pPr>
             <w:r/>
             <w:r>
@@ -2385,7 +2389,7 @@
     </w:tbl>
     <w:p>
       <w:pPr>
-        <w:spacing w:after="37" w:before="0" w:line="312" w:lineRule="auto"/>
+        <w:spacing w:after="40" w:before="0" w:line="312" w:lineRule="auto"/>
         <w:jc w:val="left"/>
       </w:pPr>
       <w:r>
@@ -2398,7 +2402,7 @@
     </w:p>
     <w:p>
       <w:pPr>
-        <w:spacing w:after="37" w:before="74" w:line="312" w:lineRule="auto"/>
+        <w:spacing w:after="40" w:before="80" w:line="312" w:lineRule="auto"/>
         <w:jc w:val="left"/>
         <w:pBdr>
           <w:bottom w:val="single" w:sz="6" w:space="2" w:color="C9D2DD"/>
@@ -2441,7 +2445,7 @@
       </w:tblGrid>
       <w:tr>
         <w:trPr>
-          <w:trHeight w:val="391" w:hRule="atLeast"/>
+          <w:trHeight w:val="425" w:hRule="atLeast"/>
         </w:trPr>
         <w:tc>
           <w:tcPr>
@@ -2611,7 +2615,7 @@
       </w:tr>
       <w:tr>
         <w:trPr>
-          <w:trHeight w:val="391" w:hRule="atLeast"/>
+          <w:trHeight w:val="425" w:hRule="atLeast"/>
         </w:trPr>
         <w:tc>
           <w:tcPr>
@@ -2782,7 +2786,7 @@
     </w:tbl>
     <w:p>
       <w:pPr>
-        <w:spacing w:after="37" w:before="0" w:line="312" w:lineRule="auto"/>
+        <w:spacing w:after="40" w:before="0" w:line="312" w:lineRule="auto"/>
         <w:jc w:val="left"/>
       </w:pPr>
       <w:r>
@@ -2795,7 +2799,7 @@
     </w:p>
     <w:p>
       <w:pPr>
-        <w:spacing w:after="37" w:before="0" w:line="312" w:lineRule="auto"/>
+        <w:spacing w:after="40" w:before="0" w:line="312" w:lineRule="auto"/>
         <w:jc w:val="center"/>
       </w:pPr>
       <w:r>
@@ -2809,7 +2813,7 @@
     </w:p>
     <w:p>
       <w:pPr>
-        <w:spacing w:after="74" w:before="74" w:line="312" w:lineRule="auto"/>
+        <w:spacing w:after="80" w:before="80" w:line="312" w:lineRule="auto"/>
         <w:jc w:val="center"/>
       </w:pPr>
       <w:r>
@@ -2823,7 +2827,7 @@
     </w:p>
     <w:p>
       <w:pPr>
-        <w:spacing w:after="74" w:before="0" w:line="312" w:lineRule="auto"/>
+        <w:spacing w:after="80" w:before="0" w:line="312" w:lineRule="auto"/>
         <w:jc w:val="right"/>
       </w:pPr>
       <w:r>
@@ -2837,7 +2841,7 @@
     </w:p>
     <w:p>
       <w:pPr>
-        <w:spacing w:after="0" w:before="55" w:line="312" w:lineRule="auto"/>
+        <w:spacing w:after="0" w:before="60" w:line="312" w:lineRule="auto"/>
         <w:jc w:val="left"/>
       </w:pPr>
       <w:r>
